--- a/Principles of Diagnostic Medicine I Exam 1/pdm-exam-1-cram-sheet.docx
+++ b/Principles of Diagnostic Medicine I Exam 1/pdm-exam-1-cram-sheet.docx
@@ -4458,7 +4458,7 @@
                 <w:i w:val="0"/>
                 <w:sz w:val="18"/>
               </w:rPr>
-              <w:t>A radioactive form of IODINE. NEPHROTOXIC → CHECK BUN AND CREATININE, give 1 L NORMAL SALINE to protect the kidneys. For inflammation, cancer staging, tumour delineation, vasculopathy, emboli, thrombi, stenosis, aneurysm.</w:t>
+              <w:t>A radioactive form of IODINE (note that iodinated and gadolinium agents are not themselves radioactive; only nuclear medicine tracers such as technetium-99 are). NEPHROTOXIC → CHECK BUN AND CREATININE, give 1 L NORMAL SALINE to protect the kidneys. For inflammation, cancer staging, tumour delineation, vasculopathy, emboli, thrombi, stenosis, aneurysm.</w:t>
             </w:r>
           </w:p>
         </w:tc>
@@ -4758,7 +4758,7 @@
                 <w:i w:val="0"/>
                 <w:sz w:val="18"/>
               </w:rPr>
-              <w:t>ALWAYS ASK ABOUT ALLERGIES AND ASSESS KIDNEY FUNCTION. Also: all contrast is technically radioactive, so the deck names CANCER as a risk factor for all of it.</w:t>
+              <w:t>ALWAYS ASK ABOUT ALLERGIES AND ASSESS KIDNEY FUNCTION. Also: all contrast is technically radioactive, so the deck names CANCER as a risk factor for all of it. Note that iodinated and gadolinium agents are not themselves radioactive; only nuclear medicine tracers such as technetium-99 are.</w:t>
             </w:r>
           </w:p>
         </w:tc>

--- a/Principles of Diagnostic Medicine I Exam 1/pdm-exam-1-cram-sheet.docx
+++ b/Principles of Diagnostic Medicine I Exam 1/pdm-exam-1-cram-sheet.docx
@@ -274,7 +274,7 @@
                 <w:i w:val="0"/>
                 <w:sz w:val="18"/>
               </w:rPr>
-              <w:t>“I'm not going to just throw a random number at you” — normal ranges are always supplied, on this exam and in every class. Do not spend the night memorising cutoffs; spend it on what a value means.</w:t>
+              <w:t>“I'm not going to just throw a random number at you” — normal ranges are always supplied, on this exam and in every class. Do not spend the night memorizing cutoffs; spend it on what a value means.</w:t>
             </w:r>
           </w:p>
         </w:tc>
@@ -718,7 +718,7 @@
                 <w:i w:val="0"/>
                 <w:sz w:val="18"/>
               </w:rPr>
-              <w:t>Performing the test: collection, monitoring the environment, comfort, analgesics and sedatives, vital signs, universal precautions, minimising delays, watching for complications.</w:t>
+              <w:t>Performing the test: collection, monitoring the environment, comfort, analgesics and sedatives, vital signs, universal precautions, minimizing delays, watching for complications.</w:t>
             </w:r>
           </w:p>
         </w:tc>
@@ -818,7 +818,7 @@
                 <w:i w:val="0"/>
                 <w:sz w:val="18"/>
               </w:rPr>
-              <w:t>Diagnosis, acceptance, healing, health-promoting behaviour. Education, follow-up labs and appointments, referrals, emotional well-being. “If it wasn't documented, it wasn't done.”</w:t>
+              <w:t>Diagnosis, acceptance, healing, health-promoting behavior. Education, follow-up labs and appointments, referrals, emotional well-being. “If it wasn't documented, it wasn't done.”</w:t>
             </w:r>
           </w:p>
         </w:tc>
@@ -1356,7 +1356,7 @@
                 <w:i w:val="0"/>
                 <w:sz w:val="18"/>
               </w:rPr>
-              <w:t>Heme oxidises hydrogen peroxide in the guaiac → BLUE = POSITIVE. Use a SMALL sample; a large one obscures the result. Can be done off the gloved finger after digital rectal exam.</w:t>
+              <w:t>Heme oxidizes hydrogen peroxide in the guaiac → BLUE = POSITIVE. Use a SMALL sample; a large one obscures the result. Can be done off the gloved finger after digital rectal exam.</w:t>
             </w:r>
           </w:p>
         </w:tc>
@@ -2000,7 +2000,7 @@
                 <w:i w:val="0"/>
                 <w:sz w:val="18"/>
               </w:rPr>
-              <w:t>CLIA is the MINIMUM and cannot be downgraded, so state and city rules are always STRICTER. Every site licensed for ANY testing; licence matches complexity; reapply EVERY TWO YEARS.</w:t>
+              <w:t>CLIA is the MINIMUM and cannot be downgraded, so state and city rules are always STRICTER. Every site licensed for ANY testing; license matches complexity; reapply EVERY TWO YEARS.</w:t>
             </w:r>
           </w:p>
         </w:tc>
@@ -2194,7 +2194,7 @@
                 <w:i w:val="0"/>
                 <w:sz w:val="18"/>
               </w:rPr>
-              <w:t>Move the threshold down to catch every case → false positives. Move it up to exclude cleanly → false negatives. You cannot maximise both, which is why HIV screening is sensitive first, confirmatory testing specific second.</w:t>
+              <w:t>Move the threshold down to catch every case → false positives. Move it up to exclude cleanly → false negatives. You cannot maximize both, which is why HIV screening is sensitive first, confirmatory testing specific second.</w:t>
             </w:r>
           </w:p>
         </w:tc>
@@ -2688,7 +2688,7 @@
                 <w:i w:val="0"/>
                 <w:sz w:val="18"/>
               </w:rPr>
-              <w:t>Rotating fan beam, thousands of transmission points. EXPANDS THE GREY SCALE beyond five densities, reduces overlap, works with implanted devices, 3-D reconstruction. THE CORNERSTONE OF CROSS-SECTIONAL IMAGING. Against: not portable, a LOT of radiation, needs space and processing.</w:t>
+              <w:t>Rotating fan beam, thousands of transmission points. EXPANDS THE GRAY SCALE beyond five densities, reduces overlap, works with implanted devices, 3-D reconstruction. THE CORNERSTONE OF CROSS-SECTIONAL IMAGING. Against: not portable, a LOT of radiation, needs space and processing.</w:t>
             </w:r>
           </w:p>
         </w:tc>
@@ -2738,7 +2738,7 @@
                 <w:i w:val="0"/>
                 <w:sz w:val="18"/>
               </w:rPr>
-              <w:t>High-frequency sound from a transducer, bounced back. NO radiation — the SAFEST modality, and real time, so it is for MOVING structures: heart, vasculature, obstetrics. Colour Doppler adds flow DIRECTION and VELOCITY. Often first choice in the FEMALE PELVIS and in PAEDIATRICS. Against: cannot penetrate bone, gas disrupts it, deep structures are hard, OPERATOR-DEPENDENT.</w:t>
+              <w:t>High-frequency sound from a transducer, bounced back. NO radiation — the SAFEST modality, and real time, so it is for MOVING structures: heart, vasculature, obstetrics. Color Doppler adds flow DIRECTION and VELOCITY. Often first choice in the FEMALE PELVIS and in PEDIATRICS. Against: cannot penetrate bone, gas disrupts it, deep structures are hard, OPERATOR-DEPENDENT.</w:t>
             </w:r>
           </w:p>
         </w:tc>
@@ -2788,7 +2788,7 @@
                 <w:i w:val="0"/>
                 <w:sz w:val="18"/>
               </w:rPr>
-              <w:t>Magnetic field aligns hydrogen; release emits radio waves — essentially a HYDROGEN MAP. Contrast is GADOLINIUM. Best for SOFT TISSUE, i.e. anything but bone; cornerstone of NEUROIMAGING and orthopaedic soft tissue. Calcium emits NO signal, so tissue inside bone is visible. Diffusion-weighted imaging for STROKE. Against: not widely available, expensive, slow, magnetic implants and ferromagnetic projectiles. Not recommended in pregnancy or infants despite no radiation.</w:t>
+              <w:t>Magnetic field aligns hydrogen; release emits radio waves — essentially a HYDROGEN MAP. Contrast is GADOLINIUM. Best for SOFT TISSUE, i.e. anything but bone; cornerstone of NEUROIMAGING and orthopedic soft tissue. Calcium emits NO signal, so tissue inside bone is visible. Diffusion-weighted imaging for STROKE. Against: not widely available, expensive, slow, magnetic implants and ferromagnetic projectiles. Not recommended in pregnancy or infants despite no radiation.</w:t>
             </w:r>
           </w:p>
         </w:tc>
@@ -2888,7 +2888,7 @@
                 <w:i w:val="0"/>
                 <w:sz w:val="18"/>
               </w:rPr>
-              <w:t>NOT one test — any modality can image vessels. X-ray → angiogram. Ultrasound → colour Doppler. CT angiography → iodine injected quickly. MR angiography → NO DYE NEEDED. Veins = venogram.</w:t>
+              <w:t>NOT one test — any modality can image vessels. X-ray → angiogram. Ultrasound → color Doppler. CT angiography → iodine injected quickly. MR angiography → NO DYE NEEDED. Veins = venogram.</w:t>
             </w:r>
           </w:p>
         </w:tc>
@@ -3282,7 +3282,7 @@
                 <w:i w:val="0"/>
                 <w:sz w:val="18"/>
               </w:rPr>
-              <w:t>A pre-selected RANGE of Hounsfield numbers (e.g. −100 to +300) spread over the available grey scale. It is a DISPLAY choice, so POST-PROCESSING can re-window the same scan to show different pathology WITHOUT repeating the study or re-exposing the patient.</w:t>
+              <w:t>A pre-selected RANGE of Hounsfield numbers (e.g. −100 to +300) spread over the available gray scale. It is a DISPLAY choice, so POST-PROCESSING can re-window the same scan to show different pathology WITHOUT repeating the study or re-exposing the patient.</w:t>
             </w:r>
           </w:p>
         </w:tc>
@@ -3476,7 +3476,7 @@
                 <w:i w:val="0"/>
                 <w:sz w:val="18"/>
               </w:rPr>
-              <w:t>High water content is BRIGHT — fat, oedema, infection, blood (hyperemia), cerebrospinal fluid. Low water content is dark grey.</w:t>
+              <w:t>High water content is BRIGHT — fat, edema, infection, blood (hyperemia), cerebrospinal fluid. Low water content is dark gray.</w:t>
             </w:r>
           </w:p>
         </w:tc>
@@ -3770,7 +3770,7 @@
                 <w:i w:val="0"/>
                 <w:sz w:val="18"/>
               </w:rPr>
-              <w:t>REDUCES MAGNIFICATION OF THE HEART, so cardiomegaly is not misread (the heart is anterior, so on PA it sits near the detector). Also: lower dose to radiation-sensitive organs, maximum lung visualisation, better apices, posterior ribs well seen.</w:t>
+              <w:t>REDUCES MAGNIFICATION OF THE HEART, so cardiomegaly is not misread (the heart is anterior, so on PA it sits near the detector). Also: lower dose to radiation-sensitive organs, maximum lung visualization, better apices, posterior ribs well seen.</w:t>
             </w:r>
           </w:p>
         </w:tc>
@@ -4458,7 +4458,7 @@
                 <w:i w:val="0"/>
                 <w:sz w:val="18"/>
               </w:rPr>
-              <w:t>A radioactive form of IODINE (note that iodinated and gadolinium agents are not themselves radioactive; only nuclear medicine tracers such as technetium-99 are). NEPHROTOXIC → CHECK BUN AND CREATININE, give 1 L NORMAL SALINE to protect the kidneys. For inflammation, cancer staging, tumour delineation, vasculopathy, emboli, thrombi, stenosis, aneurysm.</w:t>
+              <w:t>A radioactive form of IODINE (note that iodinated and gadolinium agents are not themselves radioactive; only nuclear medicine tracers such as technetium-99 are). NEPHROTOXIC → CHECK BUN AND CREATININE, give 1 L NORMAL SALINE to protect the kidneys. For inflammation, cancer staging, tumor delineation, vasculopathy, emboli, thrombi, stenosis, aneurysm.</w:t>
             </w:r>
           </w:p>
         </w:tc>
@@ -4508,7 +4508,7 @@
                 <w:i w:val="0"/>
                 <w:sz w:val="18"/>
               </w:rPr>
-              <w:t>BARIUM IS CONTRAINDICATED IF PERFORATION IS SUSPECTED — it is toxic to extra-intestinal tissue and causes alkaline burns. USE GASTROGRAFIN instead. For the intraluminal space, upper oesophagus to rectum.</w:t>
+              <w:t>BARIUM IS CONTRAINDICATED IF PERFORATION IS SUSPECTED — it is toxic to extra-intestinal tissue and causes alkaline burns. USE GASTROGRAFIN instead. For the intraluminal space, upper esophagus to rectum.</w:t>
             </w:r>
           </w:p>
         </w:tc>
@@ -4558,7 +4558,7 @@
                 <w:i w:val="0"/>
                 <w:sz w:val="18"/>
               </w:rPr>
-              <w:t>Assess BUN and creatinine regardless, but it is NOT as harmful as CT contrast; renal function matters mainly for clearance. For CNS tumours (typically characterised WITHOUT biopsy), metastases, soft tissue masses, arthrograms. MRA and MRV are done WITHOUT contrast.</w:t>
+              <w:t>Assess BUN and creatinine regardless, but it is NOT as harmful as CT contrast; renal function matters mainly for clearance. For CNS tumors (typically characterized WITHOUT biopsy), metastases, soft tissue masses, arthrograms. MRA and MRV are done WITHOUT contrast.</w:t>
             </w:r>
           </w:p>
         </w:tc>
@@ -4608,7 +4608,7 @@
                 <w:i w:val="0"/>
                 <w:sz w:val="18"/>
               </w:rPr>
-              <w:t>NO contraindications, NOT known to be nephrotoxic. May cause HYPERGLYCAEMIA. Renally cleared, so the genitourinary tract is ALWAYS contrast positive.</w:t>
+              <w:t>NO contraindications, NOT known to be nephrotoxic. May cause HYPERGLYCEMIA. Renally cleared, so the genitourinary tract is ALWAYS contrast positive.</w:t>
             </w:r>
           </w:p>
         </w:tc>
@@ -5446,7 +5446,7 @@
                 <w:i w:val="0"/>
                 <w:sz w:val="18"/>
               </w:rPr>
-              <w:t>Neoplasms GROW THEIR OWN VESSELS and become more vascularized than surrounding tissue, so “that tumor's gonna light up when it's malignant.” Same logic for an abscess: inflammation, oedema and increased blood flow.</w:t>
+              <w:t>Neoplasms GROW THEIR OWN VESSELS and become more vascularized than surrounding tissue, so “that tumor's gonna light up when it's malignant.” Same logic for an abscess: inflammation, edema and increased blood flow.</w:t>
             </w:r>
           </w:p>
         </w:tc>
@@ -5496,7 +5496,7 @@
                 <w:i w:val="0"/>
                 <w:sz w:val="18"/>
               </w:rPr>
-              <w:t>Reason from the TISSUE, not from a memorised protocol. BONE → x-ray or CT. SOFT TISSUE → often start with ultrasound.</w:t>
+              <w:t>Reason from the TISSUE, not from a memorized protocol. BONE → x-ray or CT. SOFT TISSUE → often start with ultrasound.</w:t>
             </w:r>
           </w:p>
         </w:tc>
@@ -6040,7 +6040,7 @@
                 <w:i w:val="0"/>
                 <w:sz w:val="18"/>
               </w:rPr>
-              <w:t>1–3 MILLIMETRES is the DIAGNOSTIC biopsy margin here in PDM. 0.5–2 CENTIMETRES is the definitive RE-EXCISION margin in CMS I Lecture 9. Different procedure, different purpose.</w:t>
+              <w:t>1–3 MILLIMETERS is the DIAGNOSTIC biopsy margin here in PDM. 0.5–2 CENTIMETERS is the definitive RE-EXCISION margin in CMS I Lecture 9. Different procedure, different purpose.</w:t>
             </w:r>
           </w:p>
         </w:tc>
@@ -6140,7 +6140,7 @@
                 <w:i w:val="0"/>
                 <w:sz w:val="18"/>
               </w:rPr>
-              <w:t>Tis = IN SITU. T1 ≤1 mm. T2 &gt;1 to 2 mm. T3 &gt;2 to 4 mm. T4 &gt;4 mm. T is DEPTH IN MILLIMETRES, not width.</w:t>
+              <w:t>Tis = IN SITU. T1 ≤1 mm. T2 &gt;1 to 2 mm. T3 &gt;2 to 4 mm. T4 &gt;4 mm. T is DEPTH IN MILLIMETERS, not width.</w:t>
             </w:r>
           </w:p>
         </w:tc>
@@ -6634,7 +6634,7 @@
                 <w:i w:val="0"/>
                 <w:sz w:val="18"/>
               </w:rPr>
-              <w:t>ADVANTAGE: organism identification PLUS SUSCEPTIBILITIES. LIMITS: superficial swabs prone to CONTAMINATION AND COLONISATION, may NOT correlate with deep infection. Complex wounds (diabetic foot, pressure ulcers) → DEEPER TISSUE BIOPSY OR ASPIRATE gives higher yield.</w:t>
+              <w:t>ADVANTAGE: organism identification PLUS SUSCEPTIBILITIES. LIMITS: superficial swabs prone to CONTAMINATION AND COLONIZATION, may NOT correlate with deep infection. Complex wounds (diabetic foot, pressure ulcers) → DEEPER TISSUE BIOPSY OR ASPIRATE gives higher yield.</w:t>
             </w:r>
           </w:p>
         </w:tc>
@@ -7816,7 +7816,7 @@
                 <w:i w:val="0"/>
                 <w:sz w:val="18"/>
               </w:rPr>
-              <w:t>THINK CT FOR BONE, TRAUMA AND SPEED. THINK MRI FOR SOFT TISSUE, NERVES, AND TUMOUR OR INTRACRANIAL EXTENSION.</w:t>
+              <w:t>THINK CT FOR BONE, TRAUMA AND SPEED. THINK MRI FOR SOFT TISSUE, NERVES, AND TUMOR OR INTRACRANIAL EXTENSION.</w:t>
             </w:r>
           </w:p>
         </w:tc>
@@ -7866,7 +7866,7 @@
                 <w:i w:val="0"/>
                 <w:sz w:val="18"/>
               </w:rPr>
-              <w:t>FIRST-LINE FOR MOST ACUTE HEAD AND NECK INFECTIONS. Shows ABSCESS, OEDEMA, GAS, BONE EROSION. Strengths: calcification/bone, sinuses, ACUTE TRAUMA and ORBITAL FRACTURES, FOREIGN BODIES, and the UNSTABLE OR CLAUSTROPHOBIC patient.</w:t>
+              <w:t>FIRST-LINE FOR MOST ACUTE HEAD AND NECK INFECTIONS. Shows ABSCESS, EDEMA, GAS, BONE EROSION. Strengths: calcification/bone, sinuses, ACUTE TRAUMA and ORBITAL FRACTURES, FOREIGN BODIES, and the UNSTABLE OR CLAUSTROPHOBIC patient.</w:t>
             </w:r>
           </w:p>
         </w:tc>
@@ -7916,7 +7916,7 @@
                 <w:i w:val="0"/>
                 <w:sz w:val="18"/>
               </w:rPr>
-              <w:t>SUPERIOR SOFT-TISSUE CONTRAST, NO IONIZING RADIATION, INTRACRANIAL/ORBITAL EXTENSION, PERINEURAL SPREAD, SKULL BASE, TUMOURS.</w:t>
+              <w:t>SUPERIOR SOFT-TISSUE CONTRAST, NO IONIZING RADIATION, INTRACRANIAL/ORBITAL EXTENSION, PERINEURAL SPREAD, SKULL BASE, TUMORS.</w:t>
             </w:r>
           </w:p>
         </w:tc>
@@ -8460,7 +8460,7 @@
                 <w:i w:val="0"/>
                 <w:sz w:val="18"/>
               </w:rPr>
-              <w:t>LYMPHOCYTES: reference table 25–33%, teaching slide 24–44%. PLATELETS: table 150,000–400,000, slide 150,000–450,000. RDW: table 11–15%, slide 12–15%. A FOURTH set is on the labelled smear (slide 15) and matches neither. Everything else agrees across both.</w:t>
+              <w:t>LYMPHOCYTES: reference table 25–33%, teaching slide 24–44%. PLATELETS: table 150,000–400,000, slide 150,000–450,000. RDW: table 11–15%, slide 12–15%. A FOURTH set is on the labeled smear (slide 15) and matches neither. Everything else agrees across both.</w:t>
             </w:r>
           </w:p>
         </w:tc>
@@ -10448,7 +10448,7 @@
                 <w:i w:val="0"/>
                 <w:sz w:val="18"/>
               </w:rPr>
-              <w:t>ROULEAUX: STACKED IN CHAINS, “ROWS OF COINS” — RAISED SERUM PROTEINS NEUTRALISE the red cells' NEGATIVE SURFACE CHARGE → MULTIPLE MYELOMA, LIVER DISEASE. AGGLUTINATION: DISORDERLY CLUMPING — ANTIBODIES COAT and BRIDGE the cells → TRANSFUSION REACTIONS.</w:t>
+              <w:t>ROULEAUX: STACKED IN CHAINS, “ROWS OF COINS” — RAISED SERUM PROTEINS NEUTRALIZE the red cells' NEGATIVE SURFACE CHARGE → MULTIPLE MYELOMA, LIVER DISEASE. AGGLUTINATION: DISORDERLY CLUMPING — ANTIBODIES COAT and BRIDGE the cells → TRANSFUSION REACTIONS.</w:t>
             </w:r>
           </w:p>
         </w:tc>
@@ -10892,7 +10892,7 @@
                 <w:i w:val="0"/>
                 <w:sz w:val="18"/>
               </w:rPr>
-              <w:t>THALASSAEMIA MINOR is the row where the MCV IS LOW AND EVERYTHING ELSE IS NORMAL. INFLAMMATORY ANAEMIA is the one with a NORMAL MCV. THALASSAEMIA MAJOR and SIDEROBLASTIC both have LOW MCV with RAISED FERRITIN.</w:t>
+              <w:t>THALASSEMIA MINOR is the row where the MCV IS LOW AND EVERYTHING ELSE IS NORMAL. INFLAMMATORY ANEMIA is the one with a NORMAL MCV. THALASSEMIA MAJOR and SIDEROBLASTIC both have LOW MCV with RAISED FERRITIN.</w:t>
             </w:r>
           </w:p>
         </w:tc>
@@ -11292,7 +11292,7 @@
                 <w:i w:val="0"/>
                 <w:sz w:val="18"/>
               </w:rPr>
-              <w:t>WBC on the LEFT · HGB ABOVE the centre line · HCT BELOW it · PLATELETS on the RIGHT.</w:t>
+              <w:t>WBC on the LEFT · HGB ABOVE the center line · HCT BELOW it · PLATELETS on the RIGHT.</w:t>
             </w:r>
           </w:p>
         </w:tc>
@@ -12157,7 +12157,7 @@
                 <w:i w:val="0"/>
                 <w:sz w:val="18"/>
               </w:rPr>
-              <w:t>THE RANGES YOU DO NOT HAVE TO MEMORISE</w:t>
+              <w:t>THE RANGES YOU DO NOT HAVE TO MEMORIZE</w:t>
             </w:r>
           </w:p>
         </w:tc>
@@ -12724,7 +12724,7 @@
                 <w:i w:val="0"/>
                 <w:sz w:val="18"/>
               </w:rPr>
-              <w:t>BOTH hyper- and hypokalaemia cause LIFE-THREATENING ARRHYTHMIAS. Small serum changes = large physiological effect.</w:t>
+              <w:t>BOTH hyper- and hypokalemia cause LIFE-THREATENING ARRHYTHMIAS. Small serum changes = large physiological effect.</w:t>
             </w:r>
           </w:p>
         </w:tc>
@@ -13068,7 +13068,7 @@
                 <w:i w:val="0"/>
                 <w:sz w:val="18"/>
               </w:rPr>
-              <w:t>Unmeasured ACIDS. MUDPILES: Methanol · Uraemia · Diabetic ketoacidosis · Paraldehyde/propylene glycol · Isoniazid/iron · Lactic acidosis · Ethylene glycol · Salicylates.</w:t>
+              <w:t>Unmeasured ACIDS. MUDPILES: Methanol · Uremia · Diabetic ketoacidosis · Paraldehyde/propylene glycol · Isoniazid/iron · Lactic acidosis · Ethylene glycol · Salicylates.</w:t>
             </w:r>
           </w:p>
         </w:tc>
@@ -13118,7 +13118,7 @@
                 <w:i w:val="0"/>
                 <w:sz w:val="18"/>
               </w:rPr>
-              <w:t>BICARBONATE LOSS from GUT or KIDNEY = HYPERCHLORAEMIC metabolic acidosis.</w:t>
+              <w:t>BICARBONATE LOSS from GUT or KIDNEY = HYPERCHLOREMIC metabolic acidosis.</w:t>
             </w:r>
           </w:p>
         </w:tc>
@@ -13812,7 +13812,7 @@
                 <w:i w:val="0"/>
                 <w:sz w:val="18"/>
               </w:rPr>
-              <w:t>HEPATOCELLULAR: AST/ALT out of proportion to ALP. CHOLESTATIC: ALP out of proportion to AST/ALT. MIXED: both. ISOLATED HYPERBILIRUBINAEMIA: bilirubin up, enzymes normal (Gilbert, haemolysis).</w:t>
+              <w:t>HEPATOCELLULAR: AST/ALT out of proportion to ALP. CHOLESTATIC: ALP out of proportion to AST/ALT. MIXED: both. ISOLATED HYPERBILIRUBINEMIA: bilirubin up, enzymes normal (Gilbert, hemolysis).</w:t>
             </w:r>
           </w:p>
         </w:tc>
@@ -13862,7 +13862,7 @@
                 <w:i w:val="0"/>
                 <w:sz w:val="18"/>
               </w:rPr>
-              <w:t>AST:ALT &gt; 2:1 = ALCOHOL. AST/ALT IN THE THOUSANDS = only 3 causes — VIRAL, ISCHAEMIA, TOXINS. Magnitude: mild &lt;5×, moderate 5–15×, severe &gt;15×.</w:t>
+              <w:t>AST:ALT &gt; 2:1 = ALCOHOL. AST/ALT IN THE THOUSANDS = only 3 causes — VIRAL, ISCHEMIA, TOXINS. Magnitude: mild &lt;5×, moderate 5–15×, severe &gt;15×.</w:t>
             </w:r>
           </w:p>
         </w:tc>
@@ -14256,7 +14256,7 @@
                 <w:i w:val="0"/>
                 <w:sz w:val="18"/>
               </w:rPr>
-              <w:t>SERUM SODIUM = water balance. SERUM OSMOLALITY (~275–285) separates TRUE hypotonic from PSEUDO/HYPERTONIC. URINE SODIUM &lt;20 = HYPOVOLAEMIA; &gt;40 with concentrated urine = SIADH. BUN:Cr &gt;20 = PRERENAL.</w:t>
+              <w:t>SERUM SODIUM = water balance. SERUM OSMOLALITY (~275–285) separates TRUE hypotonic from PSEUDO/HYPERTONIC. URINE SODIUM &lt;20 = HYPOVOLEMIA; &gt;40 with concentrated urine = SIADH. BUN:Cr &gt;20 = PRERENAL.</w:t>
             </w:r>
           </w:p>
         </w:tc>
@@ -14306,7 +14306,7 @@
                 <w:i w:val="0"/>
                 <w:sz w:val="18"/>
               </w:rPr>
-              <w:t>HYPERGLYCAEMIA lowers measured sodium ~1.6–2 per 100 mg/dL glucose → CORRECTED SODIUM. PSEUDOHYPONATRAEMIA from HYPERLIPIDAEMIA/HYPERPROTEINAEMIA — low sodium with a NORMAL OSMOLALITY. And THE NUMBER ALONE NEVER GIVES THE DIAGNOSIS.</w:t>
+              <w:t>HYPERGLYCEMIA lowers measured sodium ~1.6–2 per 100 mg/dL glucose → CORRECTED SODIUM. PSEUDOHYPONATREMIA from HYPERLIPIDEMIA/HYPERPROTEINEMIA — low sodium with a NORMAL OSMOLALITY. And THE NUMBER ALONE NEVER GIVES THE DIAGNOSIS.</w:t>
             </w:r>
           </w:p>
         </w:tc>
@@ -14356,7 +14356,7 @@
                 <w:i w:val="0"/>
                 <w:sz w:val="18"/>
               </w:rPr>
-              <w:t>ABNORMAL LFTs → ULTRASOUND first. LOW eGFR/ALBUMINURIA → urine studies + renal ultrasound; CHRONIC needs ≥3 MONTHS; CYSTATIN C confirms. DKA → ketones/beta-hydroxybutyrate, venous gas, urinalysis, ECG (for potassium), CBC. HYPONATRAEMIA → serum osm + urine sodium/osm.</w:t>
+              <w:t>ABNORMAL LFTs → ULTRASOUND first. LOW eGFR/ALBUMINURIA → urine studies + renal ultrasound; CHRONIC needs ≥3 MONTHS; CYSTATIN C confirms. DKA → ketones/beta-hydroxybutyrate, venous gas, urinalysis, ECG (for potassium), CBC. HYPONATREMIA → serum osm + urine sodium/osm.</w:t>
             </w:r>
           </w:p>
         </w:tc>
@@ -14406,7 +14406,7 @@
                 <w:i w:val="0"/>
                 <w:sz w:val="18"/>
               </w:rPr>
-              <w:t>↓ Na · ↓ K · ↓ Cl · ↑ HCO3 · ALKALAEMIA. WHY IT PERSISTS: volume + K + Cl depletion force the kidney to reabsorb sodium AND bicarbonate. WHAT FIXES IT: SALINE + POTASSIUM CHLORIDE — replacing all three. NOT bicarbonate.</w:t>
+              <w:t>↓ Na · ↓ K · ↓ Cl · ↑ HCO3 · ALKALEMIA. WHY IT PERSISTS: volume + K + Cl depletion force the kidney to reabsorb sodium AND bicarbonate. WHAT FIXES IT: SALINE + POTASSIUM CHLORIDE — replacing all three. NOT bicarbonate.</w:t>
             </w:r>
           </w:p>
         </w:tc>
@@ -14627,7 +14627,7 @@
                 <w:i w:val="0"/>
                 <w:sz w:val="18"/>
               </w:rPr>
-              <w:t>COLOUR — pale/colourless</w:t>
+              <w:t>COLOR — pale/colorless</w:t>
             </w:r>
           </w:p>
         </w:tc>
@@ -14677,7 +14677,7 @@
                 <w:i w:val="0"/>
                 <w:sz w:val="18"/>
               </w:rPr>
-              <w:t>COLOUR — dark yellow/amber</w:t>
+              <w:t>COLOR — dark yellow/amber</w:t>
             </w:r>
           </w:p>
         </w:tc>
@@ -14727,7 +14727,7 @@
                 <w:i w:val="0"/>
                 <w:sz w:val="18"/>
               </w:rPr>
-              <w:t>COLOUR — yellow-brown/green</w:t>
+              <w:t>COLOR — yellow-brown/green</w:t>
             </w:r>
           </w:p>
         </w:tc>
@@ -14777,7 +14777,7 @@
                 <w:i w:val="0"/>
                 <w:sz w:val="18"/>
               </w:rPr>
-              <w:t>COLOUR — bright/dark red</w:t>
+              <w:t>COLOR — bright/dark red</w:t>
             </w:r>
           </w:p>
         </w:tc>
@@ -14827,7 +14827,7 @@
                 <w:i w:val="0"/>
                 <w:sz w:val="18"/>
               </w:rPr>
-              <w:t>COLOUR — blue/orange/green</w:t>
+              <w:t>COLOR — blue/orange/green</w:t>
             </w:r>
           </w:p>
         </w:tc>
@@ -14977,7 +14977,7 @@
                 <w:i w:val="0"/>
                 <w:sz w:val="18"/>
               </w:rPr>
-              <w:t>ODOUR — normal</w:t>
+              <w:t>ODOR — normal</w:t>
             </w:r>
           </w:p>
         </w:tc>
@@ -15027,7 +15027,7 @@
                 <w:i w:val="0"/>
                 <w:sz w:val="18"/>
               </w:rPr>
-              <w:t>ODOUR — ammonia</w:t>
+              <w:t>ODOR — ammonia</w:t>
             </w:r>
           </w:p>
         </w:tc>
@@ -15077,7 +15077,7 @@
                 <w:i w:val="0"/>
                 <w:sz w:val="18"/>
               </w:rPr>
-              <w:t>ODOUR — foul</w:t>
+              <w:t>ODOR — foul</w:t>
             </w:r>
           </w:p>
         </w:tc>
@@ -15100,7 +15100,7 @@
                 <w:i w:val="0"/>
                 <w:sz w:val="18"/>
               </w:rPr>
-              <w:t>Bacterial infection. FAECAL odour → enterovesical FISTULA.</w:t>
+              <w:t>Bacterial infection. FECAL odor → enterovesical FISTULA.</w:t>
             </w:r>
           </w:p>
         </w:tc>
@@ -15127,7 +15127,7 @@
                 <w:i w:val="0"/>
                 <w:sz w:val="18"/>
               </w:rPr>
-              <w:t>ODOUR — fruity/sweet</w:t>
+              <w:t>ODOR — fruity/sweet</w:t>
             </w:r>
           </w:p>
         </w:tc>
@@ -15644,7 +15644,7 @@
                 <w:i w:val="0"/>
                 <w:sz w:val="18"/>
               </w:rPr>
-              <w:t>To memorise reference RANGES. If a range is needed it will be given. Know DIRECTION and MEANING.</w:t>
+              <w:t>To memorize reference RANGES. If a range is needed it will be given. Know DIRECTION and MEANING.</w:t>
             </w:r>
           </w:p>
         </w:tc>
@@ -16088,7 +16088,7 @@
                 <w:i w:val="0"/>
                 <w:sz w:val="18"/>
               </w:rPr>
-              <w:t>CALCIUM OXALATE and URIC ACID. Treat by ALKALINISING the urine (chiefly for uric acid).</w:t>
+              <w:t>CALCIUM OXALATE and URIC ACID. Treat by ALKALINIZING the urine (chiefly for uric acid).</w:t>
             </w:r>
           </w:p>
         </w:tc>
@@ -16659,7 +16659,7 @@
                 <w:i w:val="0"/>
                 <w:sz w:val="18"/>
               </w:rPr>
-              <w:t>PAEDIATRIC caveat</w:t>
+              <w:t>PEDIATRIC caveat</w:t>
             </w:r>
           </w:p>
         </w:tc>
@@ -16826,7 +16826,7 @@
                 <w:i w:val="0"/>
                 <w:sz w:val="18"/>
               </w:rPr>
-              <w:t>Cells are burning FATTY ACIDS instead of GLUCOSE. Made in the LIVER, normally fully metabolised.</w:t>
+              <w:t>Cells are burning FATTY ACIDS instead of GLUCOSE. Made in the LIVER, normally fully metabolized.</w:t>
             </w:r>
           </w:p>
         </w:tc>
@@ -17220,7 +17220,7 @@
                 <w:i w:val="0"/>
                 <w:sz w:val="18"/>
               </w:rPr>
-              <w:t>HEME — present in RED CELLS, FREE HAEMOGLOBIN and MYOGLOBIN alike. A positive result DOES NOT SAY WHICH.</w:t>
+              <w:t>HEME — present in RED CELLS, FREE HEMOGLOBIN and MYOGLOBIN alike. A positive result DOES NOT SAY WHICH.</w:t>
             </w:r>
           </w:p>
         </w:tc>
@@ -17247,7 +17247,7 @@
                 <w:i w:val="0"/>
                 <w:sz w:val="18"/>
               </w:rPr>
-              <w:t>HAEMATURIA</w:t>
+              <w:t>HEMATURIA</w:t>
             </w:r>
           </w:p>
         </w:tc>
@@ -17297,7 +17297,7 @@
                 <w:i w:val="0"/>
                 <w:sz w:val="18"/>
               </w:rPr>
-              <w:t>HAEMATURIA — causes</w:t>
+              <w:t>HEMATURIA — causes</w:t>
             </w:r>
           </w:p>
         </w:tc>
@@ -17320,7 +17320,7 @@
                 <w:i w:val="0"/>
                 <w:sz w:val="18"/>
               </w:rPr>
-              <w:t>INFECTION · INFLAMMATION · TRAUMA · TUMOUR · CALCULUS · OVER-AGGRESSIVE ANTICOAGULATION.</w:t>
+              <w:t>INFECTION · INFLAMMATION · TRAUMA · TUMOR · CALCULUS · OVER-AGGRESSIVE ANTICOAGULATION.</w:t>
             </w:r>
           </w:p>
         </w:tc>
@@ -17397,7 +17397,7 @@
                 <w:i w:val="0"/>
                 <w:sz w:val="18"/>
               </w:rPr>
-              <w:t>HAEMOGLOBINURIA</w:t>
+              <w:t>HEMOGLOBINURIA</w:t>
             </w:r>
           </w:p>
         </w:tc>
@@ -17420,7 +17420,7 @@
                 <w:i w:val="0"/>
                 <w:sz w:val="18"/>
               </w:rPr>
-              <w:t>FREE HAEMOGLOBIN, NO intact cells. From INTRAVASCULAR HAEMOLYSIS — sickle cell, transfusion reaction, severe BURNS.</w:t>
+              <w:t>FREE HEMOGLOBIN, NO intact cells. From INTRAVASCULAR HEMOLYSIS — sickle cell, transfusion reaction, severe BURNS.</w:t>
             </w:r>
           </w:p>
         </w:tc>
@@ -17447,7 +17447,7 @@
                 <w:i w:val="0"/>
                 <w:sz w:val="18"/>
               </w:rPr>
-              <w:t>HAEMOGLOBINURIA — the confirming test</w:t>
+              <w:t>HEMOGLOBINURIA — the confirming test</w:t>
             </w:r>
           </w:p>
         </w:tc>
@@ -18558,7 +18558,7 @@
                 <w:i w:val="0"/>
                 <w:sz w:val="18"/>
               </w:rPr>
-              <w:t>Collected by STRAIGHT CATHETERISATION, or alongside RAISED WHITE CELLS and a POSITIVE LEUKOCYTE ESTERASE.</w:t>
+              <w:t>Collected by STRAIGHT CATHETERIZATION, or alongside RAISED WHITE CELLS and a POSITIVE LEUKOCYTE ESTERASE.</w:t>
             </w:r>
           </w:p>
         </w:tc>
@@ -18608,7 +18608,7 @@
                 <w:i w:val="0"/>
                 <w:sz w:val="18"/>
               </w:rPr>
-              <w:t>More than TWENTY SQUAMOUS EPITHELIAL CELLS per high power field (contamination), or from a LONGSTANDING INDWELLING CATHETER (colonisation, not acute infection).</w:t>
+              <w:t>More than TWENTY SQUAMOUS EPITHELIAL CELLS per high power field (contamination), or from a LONGSTANDING INDWELLING CATHETER (colonization, not acute infection).</w:t>
             </w:r>
           </w:p>
         </w:tc>
@@ -18728,33 +18728,7 @@
           <w:b w:val="0"/>
           <w:i w:val="0"/>
         </w:rPr>
-        <w:t>← Back to Homepage</w:t>
-      </w:r>
-    </w:p>
-    <w:p>
-      <w:pPr>
-        <w:spacing w:after="120"/>
-      </w:pPr>
-      <w:r>
-        <w:rPr>
-          <w:b w:val="0"/>
-          <w:i w:val="0"/>
-        </w:rPr>
-        <w:t xml:space="preserve">★ </w:t>
-      </w:r>
-      <w:r>
-        <w:rPr>
-          <w:b w:val="0"/>
-          <w:i w:val="0"/>
-        </w:rPr>
-        <w:t>If you see any mistakes, click here to report it</w:t>
-      </w:r>
-      <w:r>
-        <w:rPr>
-          <w:b w:val="0"/>
-          <w:i w:val="0"/>
-        </w:rPr>
-        <w:t xml:space="preserve"> ★</w:t>
+        <w:t xml:space="preserve"> Condensed from the Principles of Diagnostic Medicine I Exam 1 Study Guide (Class of 2028). Covers Lectures 1 and 2; Exam 1 spans Lectures 1–6 and Lab 1, and topics are added as each deck is posted. Exam-scope rows are quoted from the 2026-08-18 lecture recording. Two imaging rows are flagged as coming from slides that exist only as images — their content is in no text version of the deck. </w:t>
       </w:r>
     </w:p>
     <w:sectPr>

--- a/Principles of Diagnostic Medicine I Exam 1/pdm-exam-1-cram-sheet.docx
+++ b/Principles of Diagnostic Medicine I Exam 1/pdm-exam-1-cram-sheet.docx
@@ -4458,7 +4458,7 @@
                 <w:i w:val="0"/>
                 <w:sz w:val="18"/>
               </w:rPr>
-              <w:t>A radioactive form of IODINE (note that iodinated and gadolinium agents are not themselves radioactive; only nuclear medicine tracers such as technetium-99 are). NEPHROTOXIC → CHECK BUN AND CREATININE, give 1 L NORMAL SALINE to protect the kidneys. For inflammation, cancer staging, tumor delineation, vasculopathy, emboli, thrombi, stenosis, aneurysm.</w:t>
+              <w:t>IODINATED and RADIOPAQUE, not radioactive (the slide’s “radioactive form of iodine” is wrong; only nuclear medicine tracers are radioactive). NEPHROTOXIC → CHECK BUN AND CREATININE, give 1 L NORMAL SALINE to protect the kidneys. For inflammation, cancer staging, tumor delineation, vasculopathy, emboli, thrombi, stenosis, aneurysm.</w:t>
             </w:r>
           </w:p>
         </w:tc>
@@ -4758,7 +4758,7 @@
                 <w:i w:val="0"/>
                 <w:sz w:val="18"/>
               </w:rPr>
-              <w:t>ALWAYS ASK ABOUT ALLERGIES AND ASSESS KIDNEY FUNCTION. Also: all contrast is technically radioactive, so the deck names CANCER as a risk factor for all of it. Note that iodinated and gadolinium agents are not themselves radioactive; only nuclear medicine tracers such as technetium-99 are.</w:t>
+              <w:t>ALWAYS ASK ABOUT ALLERGIES AND ASSESS KIDNEY FUNCTION. The deck also calls contrast “technically radioactive” and carcinogenic: NOT TRUE. Contrast is radiopaque, not radioactive; the CANCER risk is the IONIZING RADIATION of the x-ray-based study.</w:t>
             </w:r>
           </w:p>
         </w:tc>
